--- a/GUIDE_DE_TEST.docx
+++ b/GUIDE_DE_TEST.docx
@@ -594,8 +594,19 @@
     </w:tbl>
     <w:p>
       <w:pPr>
-        <w:spacing w:after="300"/>
-      </w:pPr>
+        <w:spacing w:after="300" w:before="120"/>
+      </w:pPr>
+      <w:r>
+        <w:rPr>
+          <w:rFonts w:ascii="Calibri" w:cs="Calibri" w:eastAsia="Calibri" w:hAnsi="Calibri"/>
+          <w:i/>
+          <w:iCs/>
+          <w:color w:val="5B6169"/>
+          <w:sz w:val="20"/>
+          <w:szCs w:val="20"/>
+        </w:rPr>
+        <w:t xml:space="preserve">Ce test n'utilise que 2 agents pour rester simple. En réalité, rien n'empêche d'avoir 4 comptes distincts (un inventaire + une facturation par site) : chaque compte ne voit et ne gère déjà que son propre site.</w:t>
+      </w:r>
     </w:p>
     <w:p>
       <w:pPr>
@@ -2733,129 +2744,25 @@
           <w:sz w:val="22"/>
           <w:szCs w:val="22"/>
         </w:rPr>
-        <w:t xml:space="preserve">dans l'explorateur de fichiers (</w:t>
-      </w:r>
-      <w:r>
-        <w:rPr>
-          <w:rFonts w:ascii="Consolas" w:cs="Consolas" w:eastAsia="Consolas" w:hAnsi="Consolas"/>
-          <w:color w:val="8C540A"/>
-          <w:sz w:val="20"/>
-          <w:szCs w:val="20"/>
-          <w:shd w:fill="F3E2B8" w:val="clear"/>
-        </w:rPr>
-        <w:t xml:space="preserve">Documents\Ventes_Quincaillerie</w:t>
-      </w:r>
-      <w:r>
-        <w:rPr>
-          <w:rFonts w:ascii="Calibri" w:cs="Calibri" w:eastAsia="Calibri" w:hAnsi="Calibri"/>
-          <w:color w:val="22262B"/>
-          <w:sz w:val="22"/>
-          <w:szCs w:val="22"/>
-        </w:rPr>
-        <w:t xml:space="preserve">), le fichier doit s'appeler </w:t>
-      </w:r>
-      <w:r>
-        <w:rPr>
-          <w:rFonts w:ascii="Consolas" w:cs="Consolas" w:eastAsia="Consolas" w:hAnsi="Consolas"/>
-          <w:color w:val="8C540A"/>
-          <w:sz w:val="20"/>
-          <w:szCs w:val="20"/>
-          <w:shd w:fill="F3E2B8" w:val="clear"/>
-        </w:rPr>
-        <w:t xml:space="preserve">Facture n° ... - AAAA-MM-JJ.pdf</w:t>
-      </w:r>
-      <w:r>
-        <w:rPr>
-          <w:rFonts w:ascii="Calibri" w:cs="Calibri" w:eastAsia="Calibri" w:hAnsi="Calibri"/>
-          <w:color w:val="22262B"/>
-          <w:sz w:val="22"/>
-          <w:szCs w:val="22"/>
-        </w:rPr>
-        <w:t xml:space="preserve"> (pas </w:t>
-      </w:r>
-      <w:r>
-        <w:rPr>
-          <w:rFonts w:ascii="Consolas" w:cs="Consolas" w:eastAsia="Consolas" w:hAnsi="Consolas"/>
-          <w:color w:val="8C540A"/>
-          <w:sz w:val="20"/>
-          <w:szCs w:val="20"/>
-          <w:shd w:fill="F3E2B8" w:val="clear"/>
-        </w:rPr>
-        <w:t xml:space="preserve">facture_12.pdf</w:t>
-      </w:r>
-      <w:r>
-        <w:rPr>
-          <w:rFonts w:ascii="Calibri" w:cs="Calibri" w:eastAsia="Calibri" w:hAnsi="Calibri"/>
-          <w:color w:val="22262B"/>
-          <w:sz w:val="22"/>
-          <w:szCs w:val="22"/>
-        </w:rPr>
-        <w:t xml:space="preserve">).</w:t>
-      </w:r>
-    </w:p>
-    <w:p>
-      <w:pPr>
-        <w:spacing w:after="120" w:line="300"/>
-        <w:ind w:left="340" w:hanging="340"/>
-      </w:pPr>
-      <w:r>
-        <w:rPr>
-          <w:rFonts w:ascii="Calibri" w:cs="Calibri" w:eastAsia="Calibri" w:hAnsi="Calibri"/>
-          <w:b/>
-          <w:bCs/>
-          <w:color w:val="B8710F"/>
-          <w:sz w:val="22"/>
-          <w:szCs w:val="22"/>
-        </w:rPr>
-        <w:t xml:space="preserve">4.  </w:t>
-      </w:r>
-      <w:r>
-        <w:rPr>
-          <w:rFonts w:ascii="Calibri" w:cs="Calibri" w:eastAsia="Calibri" w:hAnsi="Calibri"/>
-          <w:color w:val="22262B"/>
-          <w:sz w:val="22"/>
-          <w:szCs w:val="22"/>
-        </w:rPr>
-        <w:t xml:space="preserve">Enregistrez une deuxième commande, cette fois </w:t>
-      </w:r>
-      <w:r>
-        <w:rPr>
-          <w:rFonts w:ascii="Calibri" w:cs="Calibri" w:eastAsia="Calibri" w:hAnsi="Calibri"/>
-          <w:b/>
-          <w:bCs/>
-          <w:color w:val="22262B"/>
-          <w:sz w:val="22"/>
-          <w:szCs w:val="22"/>
-        </w:rPr>
-        <w:t xml:space="preserve">Ticket rapide</w:t>
-      </w:r>
-      <w:r>
-        <w:rPr>
-          <w:rFonts w:ascii="Calibri" w:cs="Calibri" w:eastAsia="Calibri" w:hAnsi="Calibri"/>
-          <w:color w:val="22262B"/>
-          <w:sz w:val="22"/>
-          <w:szCs w:val="22"/>
-        </w:rPr>
-        <w:t xml:space="preserve">, avec juste </w:t>
-      </w:r>
-      <w:r>
-        <w:rPr>
-          <w:rFonts w:ascii="Consolas" w:cs="Consolas" w:eastAsia="Consolas" w:hAnsi="Consolas"/>
-          <w:color w:val="8C540A"/>
-          <w:sz w:val="20"/>
-          <w:szCs w:val="20"/>
-          <w:shd w:fill="F3E2B8" w:val="clear"/>
-        </w:rPr>
-        <w:t xml:space="preserve">Marteau</w:t>
-      </w:r>
-      <w:r>
-        <w:rPr>
-          <w:rFonts w:ascii="Calibri" w:cs="Calibri" w:eastAsia="Calibri" w:hAnsi="Calibri"/>
-          <w:color w:val="22262B"/>
-          <w:sz w:val="22"/>
-          <w:szCs w:val="22"/>
-        </w:rPr>
-        <w:t xml:space="preserve"> (quantité 1).</w:t>
+        <w:t xml:space="preserve">le document s'appelle « BON DE COMMANDE » et précise « Ce document n'est pas une facture ». </w:t>
+      </w:r>
+      <w:r>
+        <w:rPr>
+          <w:rFonts w:ascii="Calibri" w:cs="Calibri" w:eastAsia="Calibri" w:hAnsi="Calibri"/>
+          <w:color w:val="22262B"/>
+          <w:sz w:val="22"/>
+          <w:szCs w:val="22"/>
+        </w:rPr>
+        <w:t xml:space="preserve">C'est normal et volontaire — comme à la pharmacie, on ne remet un document numéroté qu'une fois payé. </w:t>
+      </w:r>
+      <w:r>
+        <w:rPr>
+          <w:rFonts w:ascii="Calibri" w:cs="Calibri" w:eastAsia="Calibri" w:hAnsi="Calibri"/>
+          <w:color w:val="22262B"/>
+          <w:sz w:val="22"/>
+          <w:szCs w:val="22"/>
+        </w:rPr>
+        <w:t xml:space="preserve">La vraie facture sera générée à la caisse, à l'étape 4.</w:t>
       </w:r>
     </w:p>
     <w:p>
@@ -2893,26 +2800,110 @@
           <w:sz w:val="22"/>
           <w:szCs w:val="22"/>
         </w:rPr>
-        <w:t xml:space="preserve">le fichier doit s'appeler </w:t>
-      </w:r>
-      <w:r>
-        <w:rPr>
-          <w:rFonts w:ascii="Consolas" w:cs="Consolas" w:eastAsia="Consolas" w:hAnsi="Consolas"/>
-          <w:color w:val="8C540A"/>
-          <w:sz w:val="20"/>
-          <w:szCs w:val="20"/>
-          <w:shd w:fill="F3E2B8" w:val="clear"/>
-        </w:rPr>
-        <w:t xml:space="preserve">Ticket AAAA-MM-JJ 14h32.pdf</w:t>
-      </w:r>
-      <w:r>
-        <w:rPr>
-          <w:rFonts w:ascii="Calibri" w:cs="Calibri" w:eastAsia="Calibri" w:hAnsi="Calibri"/>
-          <w:color w:val="22262B"/>
-          <w:sz w:val="22"/>
-          <w:szCs w:val="22"/>
-        </w:rPr>
-        <w:t xml:space="preserve"> (l'heure exacte variera, bien sûr).</w:t>
+        <w:t xml:space="preserve">dans l'explorateur de fichiers (</w:t>
+      </w:r>
+      <w:r>
+        <w:rPr>
+          <w:rFonts w:ascii="Consolas" w:cs="Consolas" w:eastAsia="Consolas" w:hAnsi="Consolas"/>
+          <w:color w:val="8C540A"/>
+          <w:sz w:val="20"/>
+          <w:szCs w:val="20"/>
+          <w:shd w:fill="F3E2B8" w:val="clear"/>
+        </w:rPr>
+        <w:t xml:space="preserve">Documents\Ventes_Quincaillerie</w:t>
+      </w:r>
+      <w:r>
+        <w:rPr>
+          <w:rFonts w:ascii="Calibri" w:cs="Calibri" w:eastAsia="Calibri" w:hAnsi="Calibri"/>
+          <w:color w:val="22262B"/>
+          <w:sz w:val="22"/>
+          <w:szCs w:val="22"/>
+        </w:rPr>
+        <w:t xml:space="preserve">), le fichier doit s'appeler </w:t>
+      </w:r>
+      <w:r>
+        <w:rPr>
+          <w:rFonts w:ascii="Consolas" w:cs="Consolas" w:eastAsia="Consolas" w:hAnsi="Consolas"/>
+          <w:color w:val="8C540A"/>
+          <w:sz w:val="20"/>
+          <w:szCs w:val="20"/>
+          <w:shd w:fill="F3E2B8" w:val="clear"/>
+        </w:rPr>
+        <w:t xml:space="preserve">Bon de commande AAAA-MM-JJ 14h32.pdf</w:t>
+      </w:r>
+      <w:r>
+        <w:rPr>
+          <w:rFonts w:ascii="Calibri" w:cs="Calibri" w:eastAsia="Calibri" w:hAnsi="Calibri"/>
+          <w:color w:val="22262B"/>
+          <w:sz w:val="22"/>
+          <w:szCs w:val="22"/>
+        </w:rPr>
+        <w:t xml:space="preserve">.</w:t>
+      </w:r>
+    </w:p>
+    <w:p>
+      <w:pPr>
+        <w:spacing w:after="120" w:line="300"/>
+        <w:ind w:left="340" w:hanging="340"/>
+      </w:pPr>
+      <w:r>
+        <w:rPr>
+          <w:rFonts w:ascii="Calibri" w:cs="Calibri" w:eastAsia="Calibri" w:hAnsi="Calibri"/>
+          <w:b/>
+          <w:bCs/>
+          <w:color w:val="B8710F"/>
+          <w:sz w:val="22"/>
+          <w:szCs w:val="22"/>
+        </w:rPr>
+        <w:t xml:space="preserve">4.  </w:t>
+      </w:r>
+      <w:r>
+        <w:rPr>
+          <w:rFonts w:ascii="Calibri" w:cs="Calibri" w:eastAsia="Calibri" w:hAnsi="Calibri"/>
+          <w:color w:val="22262B"/>
+          <w:sz w:val="22"/>
+          <w:szCs w:val="22"/>
+        </w:rPr>
+        <w:t xml:space="preserve">Enregistrez une deuxième commande, cette fois </w:t>
+      </w:r>
+      <w:r>
+        <w:rPr>
+          <w:rFonts w:ascii="Calibri" w:cs="Calibri" w:eastAsia="Calibri" w:hAnsi="Calibri"/>
+          <w:b/>
+          <w:bCs/>
+          <w:color w:val="22262B"/>
+          <w:sz w:val="22"/>
+          <w:szCs w:val="22"/>
+        </w:rPr>
+        <w:t xml:space="preserve">Ticket rapide</w:t>
+      </w:r>
+      <w:r>
+        <w:rPr>
+          <w:rFonts w:ascii="Calibri" w:cs="Calibri" w:eastAsia="Calibri" w:hAnsi="Calibri"/>
+          <w:color w:val="22262B"/>
+          <w:sz w:val="22"/>
+          <w:szCs w:val="22"/>
+        </w:rPr>
+        <w:t xml:space="preserve">, avec juste </w:t>
+      </w:r>
+      <w:r>
+        <w:rPr>
+          <w:rFonts w:ascii="Consolas" w:cs="Consolas" w:eastAsia="Consolas" w:hAnsi="Consolas"/>
+          <w:color w:val="8C540A"/>
+          <w:sz w:val="20"/>
+          <w:szCs w:val="20"/>
+          <w:shd w:fill="F3E2B8" w:val="clear"/>
+        </w:rPr>
+        <w:t xml:space="preserve">Marteau</w:t>
+      </w:r>
+      <w:r>
+        <w:rPr>
+          <w:rFonts w:ascii="Calibri" w:cs="Calibri" w:eastAsia="Calibri" w:hAnsi="Calibri"/>
+          <w:color w:val="22262B"/>
+          <w:sz w:val="22"/>
+          <w:szCs w:val="22"/>
+        </w:rPr>
+        <w:t xml:space="preserve"> (quantité 1). Même chose : un bon de commande, pas encore de ticket.</w:t>
       </w:r>
     </w:p>
     <w:p>
@@ -3068,7 +3059,7 @@
           <w:sz w:val="22"/>
           <w:szCs w:val="22"/>
         </w:rPr>
-        <w:t xml:space="preserve">les deux commandes de Chantal apparaissent (« Enregistrée par Chantal Mbarga »).</w:t>
+        <w:t xml:space="preserve">les deux commandes de Chantal apparaissent (« Enregistrée par Chantal Mbarga »), la colonne Document affiche juste « Facture » / « Ticket », sans numéro — normal, il n'est attribué qu'à l'encaissement.</w:t>
       </w:r>
     </w:p>
     <w:p>
@@ -3133,6 +3124,83 @@
     </w:p>
     <w:p>
       <w:pPr>
+        <w:shd w:fill="DDE8DD" w:val="clear"/>
+        <w:spacing w:after="140" w:line="300"/>
+        <w:ind w:left="700" w:hanging="340"/>
+      </w:pPr>
+      <w:r>
+        <w:rPr>
+          <w:rFonts w:ascii="Calibri" w:cs="Calibri" w:eastAsia="Calibri" w:hAnsi="Calibri"/>
+          <w:b/>
+          <w:bCs/>
+          <w:color w:val="3F6B46"/>
+          <w:sz w:val="22"/>
+          <w:szCs w:val="22"/>
+        </w:rPr>
+        <w:t xml:space="preserve">✓  </w:t>
+      </w:r>
+      <w:r>
+        <w:rPr>
+          <w:rFonts w:ascii="Calibri" w:cs="Calibri" w:eastAsia="Calibri" w:hAnsi="Calibri"/>
+          <w:b/>
+          <w:bCs/>
+          <w:color w:val="3F6B46"/>
+          <w:sz w:val="22"/>
+          <w:szCs w:val="22"/>
+        </w:rPr>
+        <w:t xml:space="preserve">À vérifier : </w:t>
+      </w:r>
+      <w:r>
+        <w:rPr>
+          <w:rFonts w:ascii="Calibri" w:cs="Calibri" w:eastAsia="Calibri" w:hAnsi="Calibri"/>
+          <w:color w:val="22262B"/>
+          <w:sz w:val="22"/>
+          <w:szCs w:val="22"/>
+        </w:rPr>
+        <w:t xml:space="preserve">une fenêtre « Aperçu et impression » s'ouvre — c'est maintenant la </w:t>
+      </w:r>
+      <w:r>
+        <w:rPr>
+          <w:rFonts w:ascii="Calibri" w:cs="Calibri" w:eastAsia="Calibri" w:hAnsi="Calibri"/>
+          <w:b/>
+          <w:bCs/>
+          <w:color w:val="22262B"/>
+          <w:sz w:val="22"/>
+          <w:szCs w:val="22"/>
+        </w:rPr>
+        <w:t xml:space="preserve">vraie facture numérotée</w:t>
+      </w:r>
+      <w:r>
+        <w:rPr>
+          <w:rFonts w:ascii="Calibri" w:cs="Calibri" w:eastAsia="Calibri" w:hAnsi="Calibri"/>
+          <w:color w:val="22262B"/>
+          <w:sz w:val="22"/>
+          <w:szCs w:val="22"/>
+        </w:rPr>
+        <w:t xml:space="preserve"> (</w:t>
+      </w:r>
+      <w:r>
+        <w:rPr>
+          <w:rFonts w:ascii="Consolas" w:cs="Consolas" w:eastAsia="Consolas" w:hAnsi="Consolas"/>
+          <w:color w:val="8C540A"/>
+          <w:sz w:val="20"/>
+          <w:szCs w:val="20"/>
+          <w:shd w:fill="F3E2B8" w:val="clear"/>
+        </w:rPr>
+        <w:t xml:space="preserve">Facture n° 2026-0001</w:t>
+      </w:r>
+      <w:r>
+        <w:rPr>
+          <w:rFonts w:ascii="Calibri" w:cs="Calibri" w:eastAsia="Calibri" w:hAnsi="Calibri"/>
+          <w:color w:val="22262B"/>
+          <w:sz w:val="22"/>
+          <w:szCs w:val="22"/>
+        </w:rPr>
+        <w:t xml:space="preserve"> par exemple) qui est générée. Ouvrez-la : elle doit contenir Marteau et Peinture blanche avec les bons montants.</w:t>
+      </w:r>
+    </w:p>
+    <w:p>
+      <w:pPr>
         <w:pStyle w:val="ListParagraph"/>
         <w:numPr>
           <w:ilvl w:val="0"/>
@@ -3189,6 +3257,63 @@
           <w:szCs w:val="22"/>
         </w:rPr>
         <w:t xml:space="preserve"> → confirmez.</w:t>
+      </w:r>
+    </w:p>
+    <w:p>
+      <w:pPr>
+        <w:shd w:fill="DDE8DD" w:val="clear"/>
+        <w:spacing w:after="140" w:line="300"/>
+        <w:ind w:left="700" w:hanging="340"/>
+      </w:pPr>
+      <w:r>
+        <w:rPr>
+          <w:rFonts w:ascii="Calibri" w:cs="Calibri" w:eastAsia="Calibri" w:hAnsi="Calibri"/>
+          <w:b/>
+          <w:bCs/>
+          <w:color w:val="3F6B46"/>
+          <w:sz w:val="22"/>
+          <w:szCs w:val="22"/>
+        </w:rPr>
+        <w:t xml:space="preserve">✓  </w:t>
+      </w:r>
+      <w:r>
+        <w:rPr>
+          <w:rFonts w:ascii="Calibri" w:cs="Calibri" w:eastAsia="Calibri" w:hAnsi="Calibri"/>
+          <w:b/>
+          <w:bCs/>
+          <w:color w:val="3F6B46"/>
+          <w:sz w:val="22"/>
+          <w:szCs w:val="22"/>
+        </w:rPr>
+        <w:t xml:space="preserve">À vérifier : </w:t>
+      </w:r>
+      <w:r>
+        <w:rPr>
+          <w:rFonts w:ascii="Calibri" w:cs="Calibri" w:eastAsia="Calibri" w:hAnsi="Calibri"/>
+          <w:color w:val="22262B"/>
+          <w:sz w:val="22"/>
+          <w:szCs w:val="22"/>
+        </w:rPr>
+        <w:t xml:space="preserve">cette fois le document généré est un simple </w:t>
+      </w:r>
+      <w:r>
+        <w:rPr>
+          <w:rFonts w:ascii="Consolas" w:cs="Consolas" w:eastAsia="Consolas" w:hAnsi="Consolas"/>
+          <w:color w:val="8C540A"/>
+          <w:sz w:val="20"/>
+          <w:szCs w:val="20"/>
+          <w:shd w:fill="F3E2B8" w:val="clear"/>
+        </w:rPr>
+        <w:t xml:space="preserve">Ticket AAAA-MM-JJ 14h32.pdf</w:t>
+      </w:r>
+      <w:r>
+        <w:rPr>
+          <w:rFonts w:ascii="Calibri" w:cs="Calibri" w:eastAsia="Calibri" w:hAnsi="Calibri"/>
+          <w:color w:val="22262B"/>
+          <w:sz w:val="22"/>
+          <w:szCs w:val="22"/>
+        </w:rPr>
+        <w:t xml:space="preserve">, toujours sans numéro (les tickets n'en ont jamais).</w:t>
       </w:r>
     </w:p>
     <w:p>

--- a/GUIDE_DE_TEST.docx
+++ b/GUIDE_DE_TEST.docx
@@ -61,7 +61,7 @@
           <w:sz w:val="22"/>
           <w:szCs w:val="22"/>
         </w:rPr>
-        <w:t xml:space="preserve">Ce guide vous fait rejouer une vraie journée de vente, avec des articles concrets, pour vérifier que chaque poste se comporte normalement — y compris les dernières nouveautés (verrouillage des prix, aperçu avant impression, export Excel). Comptez environ </w:t>
+        <w:t xml:space="preserve">Ce guide vous fait rejouer une vraie journée de vente, avec des articles concrets, pour vérifier que chaque poste se comporte normalement — y compris les dernières nouveautés : circuit paiement-à-la-caisse-d'abord (le client paie Franck directement, la comptabilité saisit ensuite tout d'un coup), reçu au format imprimante ticket en deux copies, verrouillage des prix, export Excel. Comptez environ </w:t>
       </w:r>
       <w:r>
         <w:rPr>
@@ -115,7 +115,7 @@
           <w:sz w:val="22"/>
           <w:szCs w:val="22"/>
         </w:rPr>
-        <w:t xml:space="preserve"> : chaque étape dépend souvent de la précédente (ex : on ne peut pas encaisser une commande qui n'a pas encore été enregistrée).</w:t>
+        <w:t xml:space="preserve"> : chaque étape dépend souvent de la précédente (ex : on ne peut pas saisir dans l'historique une vente qui n'a pas encore été enregistrée).</w:t>
       </w:r>
     </w:p>
     <w:p>
@@ -2393,7 +2393,41 @@
         <w:spacing w:after="160" w:before="320"/>
       </w:pPr>
       <w:r>
-        <w:t xml:space="preserve">Étape 3 — Poste Comptoir (Chantal), vente au comptant</w:t>
+        <w:t xml:space="preserve">Étape 3 — Poste Comptoir (Chantal), saisie d'une vente déjà payée</w:t>
+      </w:r>
+    </w:p>
+    <w:p>
+      <w:pPr>
+        <w:spacing w:after="160" w:line="300"/>
+      </w:pPr>
+      <w:r>
+        <w:rPr>
+          <w:rFonts w:ascii="Calibri" w:cs="Calibri" w:eastAsia="Calibri" w:hAnsi="Calibri"/>
+          <w:color w:val="22262B"/>
+          <w:sz w:val="22"/>
+          <w:szCs w:val="22"/>
+        </w:rPr>
+        <w:t xml:space="preserve">Rappel du circuit réel : le client a </w:t>
+      </w:r>
+      <w:r>
+        <w:rPr>
+          <w:rFonts w:ascii="Calibri" w:cs="Calibri" w:eastAsia="Calibri" w:hAnsi="Calibri"/>
+          <w:b/>
+          <w:bCs/>
+          <w:color w:val="22262B"/>
+          <w:sz w:val="22"/>
+          <w:szCs w:val="22"/>
+        </w:rPr>
+        <w:t xml:space="preserve">déjà payé</w:t>
+      </w:r>
+      <w:r>
+        <w:rPr>
+          <w:rFonts w:ascii="Calibri" w:cs="Calibri" w:eastAsia="Calibri" w:hAnsi="Calibri"/>
+          <w:color w:val="22262B"/>
+          <w:sz w:val="22"/>
+          <w:szCs w:val="22"/>
+        </w:rPr>
+        <w:t xml:space="preserve"> directement à Franck, à la caisse, qui a noté la vente à la main sur le facturier papier. Chantal saisit maintenant cette note dans l'ordinateur — en une seule fois, puisque l'argent est déjà reçu.</w:t>
       </w:r>
     </w:p>
     <w:p>
@@ -2475,7 +2509,7 @@
           <w:sz w:val="22"/>
           <w:szCs w:val="22"/>
         </w:rPr>
-        <w:t xml:space="preserve">Nouvelle commande</w:t>
+        <w:t xml:space="preserve">Enregistrer une vente</w:t>
       </w:r>
       <w:r>
         <w:rPr>
@@ -2582,484 +2616,26 @@
           <w:sz w:val="22"/>
           <w:szCs w:val="22"/>
         </w:rPr>
-        <w:t xml:space="preserve">Cliquez </w:t>
-      </w:r>
-      <w:r>
-        <w:rPr>
-          <w:rFonts w:ascii="Calibri" w:cs="Calibri" w:eastAsia="Calibri" w:hAnsi="Calibri"/>
-          <w:b/>
-          <w:bCs/>
-          <w:color w:val="22262B"/>
-          <w:sz w:val="22"/>
-          <w:szCs w:val="22"/>
-        </w:rPr>
-        <w:t xml:space="preserve">Enregistrer — Facture détaillée</w:t>
-      </w:r>
-      <w:r>
-        <w:rPr>
-          <w:rFonts w:ascii="Calibri" w:cs="Calibri" w:eastAsia="Calibri" w:hAnsi="Calibri"/>
-          <w:color w:val="22262B"/>
-          <w:sz w:val="22"/>
-          <w:szCs w:val="22"/>
-        </w:rPr>
-        <w:t xml:space="preserve"> (pas « Ticket rapide », pour tester la numérotation).</w:t>
-      </w:r>
-    </w:p>
-    <w:p>
-      <w:pPr>
-        <w:spacing w:after="120" w:line="300"/>
-        <w:ind w:left="340" w:hanging="340"/>
-      </w:pPr>
-      <w:r>
-        <w:rPr>
-          <w:rFonts w:ascii="Calibri" w:cs="Calibri" w:eastAsia="Calibri" w:hAnsi="Calibri"/>
-          <w:b/>
-          <w:bCs/>
-          <w:color w:val="B8710F"/>
-          <w:sz w:val="22"/>
-          <w:szCs w:val="22"/>
-        </w:rPr>
-        <w:t xml:space="preserve">3.  </w:t>
-      </w:r>
-      <w:r>
-        <w:rPr>
-          <w:rFonts w:ascii="Calibri" w:cs="Calibri" w:eastAsia="Calibri" w:hAnsi="Calibri"/>
-          <w:color w:val="22262B"/>
-          <w:sz w:val="22"/>
-          <w:szCs w:val="22"/>
-        </w:rPr>
-        <w:t xml:space="preserve">Une fenêtre doit s'ouvrir avec un seul bouton </w:t>
-      </w:r>
-      <w:r>
-        <w:rPr>
-          <w:rFonts w:ascii="Calibri" w:cs="Calibri" w:eastAsia="Calibri" w:hAnsi="Calibri"/>
-          <w:b/>
-          <w:bCs/>
-          <w:color w:val="22262B"/>
-          <w:sz w:val="22"/>
-          <w:szCs w:val="22"/>
-        </w:rPr>
-        <w:t xml:space="preserve">Aperçu et impression</w:t>
-      </w:r>
-      <w:r>
-        <w:rPr>
-          <w:rFonts w:ascii="Calibri" w:cs="Calibri" w:eastAsia="Calibri" w:hAnsi="Calibri"/>
-          <w:color w:val="22262B"/>
-          <w:sz w:val="22"/>
-          <w:szCs w:val="22"/>
-        </w:rPr>
-        <w:t xml:space="preserve"> :</w:t>
-      </w:r>
-    </w:p>
-    <w:p>
-      <w:pPr>
-        <w:shd w:fill="DDE8DD" w:val="clear"/>
-        <w:spacing w:after="140" w:line="300"/>
-        <w:ind w:left="700" w:hanging="340"/>
-      </w:pPr>
-      <w:r>
-        <w:rPr>
-          <w:rFonts w:ascii="Calibri" w:cs="Calibri" w:eastAsia="Calibri" w:hAnsi="Calibri"/>
-          <w:b/>
-          <w:bCs/>
-          <w:color w:val="3F6B46"/>
-          <w:sz w:val="22"/>
-          <w:szCs w:val="22"/>
-        </w:rPr>
-        <w:t xml:space="preserve">✓  </w:t>
-      </w:r>
-      <w:r>
-        <w:rPr>
-          <w:rFonts w:ascii="Calibri" w:cs="Calibri" w:eastAsia="Calibri" w:hAnsi="Calibri"/>
-          <w:b/>
-          <w:bCs/>
-          <w:color w:val="3F6B46"/>
-          <w:sz w:val="22"/>
-          <w:szCs w:val="22"/>
-        </w:rPr>
-        <w:t xml:space="preserve">À vérifier : </w:t>
-      </w:r>
-      <w:r>
-        <w:rPr>
-          <w:rFonts w:ascii="Calibri" w:cs="Calibri" w:eastAsia="Calibri" w:hAnsi="Calibri"/>
-          <w:color w:val="22262B"/>
-          <w:sz w:val="22"/>
-          <w:szCs w:val="22"/>
-        </w:rPr>
-        <w:t xml:space="preserve">cliquez dessus — le PDF doit s'ouvrir dans votre lecteur habituel (Edge/Adobe), </w:t>
-      </w:r>
-      <w:r>
-        <w:rPr>
-          <w:rFonts w:ascii="Calibri" w:cs="Calibri" w:eastAsia="Calibri" w:hAnsi="Calibri"/>
-          <w:b/>
-          <w:bCs/>
-          <w:color w:val="22262B"/>
-          <w:sz w:val="22"/>
-          <w:szCs w:val="22"/>
-        </w:rPr>
-        <w:t xml:space="preserve">pas</w:t>
-      </w:r>
-      <w:r>
-        <w:rPr>
-          <w:rFonts w:ascii="Calibri" w:cs="Calibri" w:eastAsia="Calibri" w:hAnsi="Calibri"/>
-          <w:color w:val="22262B"/>
-          <w:sz w:val="22"/>
-          <w:szCs w:val="22"/>
-        </w:rPr>
-        <w:t xml:space="preserve"> partir directement à l'imprimante. C'est le nouveau comportement demandé.</w:t>
-      </w:r>
-    </w:p>
-    <w:p>
-      <w:pPr>
-        <w:shd w:fill="DDE8DD" w:val="clear"/>
-        <w:spacing w:after="140" w:line="300"/>
-        <w:ind w:left="700" w:hanging="340"/>
-      </w:pPr>
-      <w:r>
-        <w:rPr>
-          <w:rFonts w:ascii="Calibri" w:cs="Calibri" w:eastAsia="Calibri" w:hAnsi="Calibri"/>
-          <w:b/>
-          <w:bCs/>
-          <w:color w:val="3F6B46"/>
-          <w:sz w:val="22"/>
-          <w:szCs w:val="22"/>
-        </w:rPr>
-        <w:t xml:space="preserve">✓  </w:t>
-      </w:r>
-      <w:r>
-        <w:rPr>
-          <w:rFonts w:ascii="Calibri" w:cs="Calibri" w:eastAsia="Calibri" w:hAnsi="Calibri"/>
-          <w:b/>
-          <w:bCs/>
-          <w:color w:val="3F6B46"/>
-          <w:sz w:val="22"/>
-          <w:szCs w:val="22"/>
-        </w:rPr>
-        <w:t xml:space="preserve">À vérifier : </w:t>
-      </w:r>
-      <w:r>
-        <w:rPr>
-          <w:rFonts w:ascii="Calibri" w:cs="Calibri" w:eastAsia="Calibri" w:hAnsi="Calibri"/>
-          <w:color w:val="22262B"/>
-          <w:sz w:val="22"/>
-          <w:szCs w:val="22"/>
-        </w:rPr>
-        <w:t xml:space="preserve">le document s'appelle « BON DE COMMANDE » et précise « Ce document n'est pas une facture ». </w:t>
-      </w:r>
-      <w:r>
-        <w:rPr>
-          <w:rFonts w:ascii="Calibri" w:cs="Calibri" w:eastAsia="Calibri" w:hAnsi="Calibri"/>
-          <w:color w:val="22262B"/>
-          <w:sz w:val="22"/>
-          <w:szCs w:val="22"/>
-        </w:rPr>
-        <w:t xml:space="preserve">C'est normal et volontaire — comme à la pharmacie, on ne remet un document numéroté qu'une fois payé. </w:t>
-      </w:r>
-      <w:r>
-        <w:rPr>
-          <w:rFonts w:ascii="Calibri" w:cs="Calibri" w:eastAsia="Calibri" w:hAnsi="Calibri"/>
-          <w:color w:val="22262B"/>
-          <w:sz w:val="22"/>
-          <w:szCs w:val="22"/>
-        </w:rPr>
-        <w:t xml:space="preserve">La vraie facture sera générée à la caisse, à l'étape 4.</w:t>
-      </w:r>
-    </w:p>
-    <w:p>
-      <w:pPr>
-        <w:shd w:fill="DDE8DD" w:val="clear"/>
-        <w:spacing w:after="140" w:line="300"/>
-        <w:ind w:left="700" w:hanging="340"/>
-      </w:pPr>
-      <w:r>
-        <w:rPr>
-          <w:rFonts w:ascii="Calibri" w:cs="Calibri" w:eastAsia="Calibri" w:hAnsi="Calibri"/>
-          <w:b/>
-          <w:bCs/>
-          <w:color w:val="3F6B46"/>
-          <w:sz w:val="22"/>
-          <w:szCs w:val="22"/>
-        </w:rPr>
-        <w:t xml:space="preserve">✓  </w:t>
-      </w:r>
-      <w:r>
-        <w:rPr>
-          <w:rFonts w:ascii="Calibri" w:cs="Calibri" w:eastAsia="Calibri" w:hAnsi="Calibri"/>
-          <w:b/>
-          <w:bCs/>
-          <w:color w:val="3F6B46"/>
-          <w:sz w:val="22"/>
-          <w:szCs w:val="22"/>
-        </w:rPr>
-        <w:t xml:space="preserve">À vérifier : </w:t>
-      </w:r>
-      <w:r>
-        <w:rPr>
-          <w:rFonts w:ascii="Calibri" w:cs="Calibri" w:eastAsia="Calibri" w:hAnsi="Calibri"/>
-          <w:color w:val="22262B"/>
-          <w:sz w:val="22"/>
-          <w:szCs w:val="22"/>
-        </w:rPr>
-        <w:t xml:space="preserve">dans l'explorateur de fichiers (</w:t>
-      </w:r>
-      <w:r>
-        <w:rPr>
-          <w:rFonts w:ascii="Consolas" w:cs="Consolas" w:eastAsia="Consolas" w:hAnsi="Consolas"/>
-          <w:color w:val="8C540A"/>
-          <w:sz w:val="20"/>
-          <w:szCs w:val="20"/>
-          <w:shd w:fill="F3E2B8" w:val="clear"/>
-        </w:rPr>
-        <w:t xml:space="preserve">Documents\Ventes_Quincaillerie</w:t>
-      </w:r>
-      <w:r>
-        <w:rPr>
-          <w:rFonts w:ascii="Calibri" w:cs="Calibri" w:eastAsia="Calibri" w:hAnsi="Calibri"/>
-          <w:color w:val="22262B"/>
-          <w:sz w:val="22"/>
-          <w:szCs w:val="22"/>
-        </w:rPr>
-        <w:t xml:space="preserve">), le fichier doit s'appeler </w:t>
-      </w:r>
-      <w:r>
-        <w:rPr>
-          <w:rFonts w:ascii="Consolas" w:cs="Consolas" w:eastAsia="Consolas" w:hAnsi="Consolas"/>
-          <w:color w:val="8C540A"/>
-          <w:sz w:val="20"/>
-          <w:szCs w:val="20"/>
-          <w:shd w:fill="F3E2B8" w:val="clear"/>
-        </w:rPr>
-        <w:t xml:space="preserve">Bon de commande AAAA-MM-JJ 14h32.pdf</w:t>
-      </w:r>
-      <w:r>
-        <w:rPr>
-          <w:rFonts w:ascii="Calibri" w:cs="Calibri" w:eastAsia="Calibri" w:hAnsi="Calibri"/>
-          <w:color w:val="22262B"/>
-          <w:sz w:val="22"/>
-          <w:szCs w:val="22"/>
-        </w:rPr>
-        <w:t xml:space="preserve">.</w:t>
-      </w:r>
-    </w:p>
-    <w:p>
-      <w:pPr>
-        <w:spacing w:after="120" w:line="300"/>
-        <w:ind w:left="340" w:hanging="340"/>
-      </w:pPr>
-      <w:r>
-        <w:rPr>
-          <w:rFonts w:ascii="Calibri" w:cs="Calibri" w:eastAsia="Calibri" w:hAnsi="Calibri"/>
-          <w:b/>
-          <w:bCs/>
-          <w:color w:val="B8710F"/>
-          <w:sz w:val="22"/>
-          <w:szCs w:val="22"/>
-        </w:rPr>
-        <w:t xml:space="preserve">4.  </w:t>
-      </w:r>
-      <w:r>
-        <w:rPr>
-          <w:rFonts w:ascii="Calibri" w:cs="Calibri" w:eastAsia="Calibri" w:hAnsi="Calibri"/>
-          <w:color w:val="22262B"/>
-          <w:sz w:val="22"/>
-          <w:szCs w:val="22"/>
-        </w:rPr>
-        <w:t xml:space="preserve">Enregistrez une deuxième commande, cette fois </w:t>
-      </w:r>
-      <w:r>
-        <w:rPr>
-          <w:rFonts w:ascii="Calibri" w:cs="Calibri" w:eastAsia="Calibri" w:hAnsi="Calibri"/>
-          <w:b/>
-          <w:bCs/>
-          <w:color w:val="22262B"/>
-          <w:sz w:val="22"/>
-          <w:szCs w:val="22"/>
-        </w:rPr>
-        <w:t xml:space="preserve">Ticket rapide</w:t>
-      </w:r>
-      <w:r>
-        <w:rPr>
-          <w:rFonts w:ascii="Calibri" w:cs="Calibri" w:eastAsia="Calibri" w:hAnsi="Calibri"/>
-          <w:color w:val="22262B"/>
-          <w:sz w:val="22"/>
-          <w:szCs w:val="22"/>
-        </w:rPr>
-        <w:t xml:space="preserve">, avec juste </w:t>
-      </w:r>
-      <w:r>
-        <w:rPr>
-          <w:rFonts w:ascii="Consolas" w:cs="Consolas" w:eastAsia="Consolas" w:hAnsi="Consolas"/>
-          <w:color w:val="8C540A"/>
-          <w:sz w:val="20"/>
-          <w:szCs w:val="20"/>
-          <w:shd w:fill="F3E2B8" w:val="clear"/>
-        </w:rPr>
-        <w:t xml:space="preserve">Marteau</w:t>
-      </w:r>
-      <w:r>
-        <w:rPr>
-          <w:rFonts w:ascii="Calibri" w:cs="Calibri" w:eastAsia="Calibri" w:hAnsi="Calibri"/>
-          <w:color w:val="22262B"/>
-          <w:sz w:val="22"/>
-          <w:szCs w:val="22"/>
-        </w:rPr>
-        <w:t xml:space="preserve"> (quantité 1). Même chose : un bon de commande, pas encore de ticket.</w:t>
-      </w:r>
-    </w:p>
-    <w:p>
-      <w:pPr>
-        <w:spacing w:after="120" w:line="300"/>
-        <w:ind w:left="340" w:hanging="340"/>
-      </w:pPr>
-      <w:r>
-        <w:rPr>
-          <w:rFonts w:ascii="Calibri" w:cs="Calibri" w:eastAsia="Calibri" w:hAnsi="Calibri"/>
-          <w:b/>
-          <w:bCs/>
-          <w:color w:val="B8710F"/>
-          <w:sz w:val="22"/>
-          <w:szCs w:val="22"/>
-        </w:rPr>
-        <w:t xml:space="preserve">5.  </w:t>
-      </w:r>
-      <w:r>
-        <w:rPr>
-          <w:rFonts w:ascii="Calibri" w:cs="Calibri" w:eastAsia="Calibri" w:hAnsi="Calibri"/>
-          <w:color w:val="22262B"/>
-          <w:sz w:val="22"/>
-          <w:szCs w:val="22"/>
-        </w:rPr>
-        <w:t xml:space="preserve">Déconnectez-vous.</w:t>
-      </w:r>
-    </w:p>
-    <w:p>
-      <w:pPr>
-        <w:pBdr>
-          <w:bottom w:val="single" w:color="DDD7C9" w:sz="4"/>
-        </w:pBdr>
-        <w:spacing w:after="200" w:before="200"/>
-      </w:pPr>
-    </w:p>
-    <w:p>
-      <w:pPr>
-        <w:pStyle w:val="Heading1"/>
-        <w:pBdr>
-          <w:bottom w:val="single" w:color="B8710F" w:sz="6"/>
-        </w:pBdr>
-        <w:spacing w:after="160" w:before="320"/>
-      </w:pPr>
-      <w:r>
-        <w:t xml:space="preserve">Étape 4 — Retour Responsable (Franck), caisse et rapports</w:t>
-      </w:r>
-    </w:p>
-    <w:p>
-      <w:pPr>
-        <w:spacing w:after="120" w:line="300"/>
-        <w:ind w:left="340" w:hanging="340"/>
-      </w:pPr>
-      <w:r>
-        <w:rPr>
-          <w:rFonts w:ascii="Calibri" w:cs="Calibri" w:eastAsia="Calibri" w:hAnsi="Calibri"/>
-          <w:b/>
-          <w:bCs/>
-          <w:color w:val="B8710F"/>
-          <w:sz w:val="22"/>
-          <w:szCs w:val="22"/>
-        </w:rPr>
-        <w:t xml:space="preserve">1.  </w:t>
-      </w:r>
-      <w:r>
-        <w:rPr>
-          <w:rFonts w:ascii="Calibri" w:cs="Calibri" w:eastAsia="Calibri" w:hAnsi="Calibri"/>
-          <w:color w:val="22262B"/>
-          <w:sz w:val="22"/>
-          <w:szCs w:val="22"/>
-        </w:rPr>
-        <w:t xml:space="preserve">Reconnectez-vous avec votre compte responsable.</w:t>
-      </w:r>
-    </w:p>
-    <w:p>
-      <w:pPr>
-        <w:spacing w:after="120" w:line="300"/>
-        <w:ind w:left="340" w:hanging="340"/>
-      </w:pPr>
-      <w:r>
-        <w:rPr>
-          <w:rFonts w:ascii="Calibri" w:cs="Calibri" w:eastAsia="Calibri" w:hAnsi="Calibri"/>
-          <w:b/>
-          <w:bCs/>
-          <w:color w:val="B8710F"/>
-          <w:sz w:val="22"/>
-          <w:szCs w:val="22"/>
-        </w:rPr>
-        <w:t xml:space="preserve">2.  </w:t>
-      </w:r>
-      <w:r>
-        <w:rPr>
-          <w:rFonts w:ascii="Calibri" w:cs="Calibri" w:eastAsia="Calibri" w:hAnsi="Calibri"/>
-          <w:color w:val="22262B"/>
-          <w:sz w:val="22"/>
-          <w:szCs w:val="22"/>
-        </w:rPr>
-        <w:t xml:space="preserve">Onglet </w:t>
-      </w:r>
-      <w:r>
-        <w:rPr>
-          <w:rFonts w:ascii="Calibri" w:cs="Calibri" w:eastAsia="Calibri" w:hAnsi="Calibri"/>
-          <w:b/>
-          <w:bCs/>
-          <w:color w:val="22262B"/>
-          <w:sz w:val="22"/>
-          <w:szCs w:val="22"/>
-        </w:rPr>
-        <w:t xml:space="preserve">Caisse</w:t>
-      </w:r>
-      <w:r>
-        <w:rPr>
-          <w:rFonts w:ascii="Calibri" w:cs="Calibri" w:eastAsia="Calibri" w:hAnsi="Calibri"/>
-          <w:color w:val="22262B"/>
-          <w:sz w:val="22"/>
-          <w:szCs w:val="22"/>
-        </w:rPr>
-        <w:t xml:space="preserve"> :</w:t>
-      </w:r>
-    </w:p>
-    <w:p>
-      <w:pPr>
-        <w:shd w:fill="DDE8DD" w:val="clear"/>
-        <w:spacing w:after="140" w:line="300"/>
-        <w:ind w:left="700" w:hanging="340"/>
-      </w:pPr>
-      <w:r>
-        <w:rPr>
-          <w:rFonts w:ascii="Calibri" w:cs="Calibri" w:eastAsia="Calibri" w:hAnsi="Calibri"/>
-          <w:b/>
-          <w:bCs/>
-          <w:color w:val="3F6B46"/>
-          <w:sz w:val="22"/>
-          <w:szCs w:val="22"/>
-        </w:rPr>
-        <w:t xml:space="preserve">✓  </w:t>
-      </w:r>
-      <w:r>
-        <w:rPr>
-          <w:rFonts w:ascii="Calibri" w:cs="Calibri" w:eastAsia="Calibri" w:hAnsi="Calibri"/>
-          <w:b/>
-          <w:bCs/>
-          <w:color w:val="3F6B46"/>
-          <w:sz w:val="22"/>
-          <w:szCs w:val="22"/>
-        </w:rPr>
-        <w:t xml:space="preserve">À vérifier : </w:t>
-      </w:r>
-      <w:r>
-        <w:rPr>
-          <w:rFonts w:ascii="Calibri" w:cs="Calibri" w:eastAsia="Calibri" w:hAnsi="Calibri"/>
-          <w:color w:val="22262B"/>
-          <w:sz w:val="22"/>
-          <w:szCs w:val="22"/>
-        </w:rPr>
-        <w:t xml:space="preserve">les deux commandes de Chantal apparaissent (« Enregistrée par Chantal Mbarga »), la colonne Document affiche juste « Facture » / « Ticket », sans numéro — normal, il n'est attribué qu'à l'encaissement.</w:t>
+        <w:t xml:space="preserve">Choisissez le mode de paiement </w:t>
+      </w:r>
+      <w:r>
+        <w:rPr>
+          <w:rFonts w:ascii="Consolas" w:cs="Consolas" w:eastAsia="Consolas" w:hAnsi="Consolas"/>
+          <w:color w:val="8C540A"/>
+          <w:sz w:val="20"/>
+          <w:szCs w:val="20"/>
+          <w:shd w:fill="F3E2B8" w:val="clear"/>
+        </w:rPr>
+        <w:t xml:space="preserve">Espèces</w:t>
+      </w:r>
+      <w:r>
+        <w:rPr>
+          <w:rFonts w:ascii="Calibri" w:cs="Calibri" w:eastAsia="Calibri" w:hAnsi="Calibri"/>
+          <w:color w:val="22262B"/>
+          <w:sz w:val="22"/>
+          <w:szCs w:val="22"/>
+        </w:rPr>
+        <w:t xml:space="preserve"> (ce qui est indiqué sur le facturier).</w:t>
       </w:r>
     </w:p>
     <w:p>
@@ -3090,36 +2666,62 @@
           <w:sz w:val="22"/>
           <w:szCs w:val="22"/>
         </w:rPr>
-        <w:t xml:space="preserve">Encaisser</w:t>
-      </w:r>
-      <w:r>
-        <w:rPr>
-          <w:rFonts w:ascii="Calibri" w:cs="Calibri" w:eastAsia="Calibri" w:hAnsi="Calibri"/>
-          <w:color w:val="22262B"/>
-          <w:sz w:val="22"/>
-          <w:szCs w:val="22"/>
-        </w:rPr>
-        <w:t xml:space="preserve"> sur la facture → mode de paiement </w:t>
-      </w:r>
-      <w:r>
-        <w:rPr>
-          <w:rFonts w:ascii="Calibri" w:cs="Calibri" w:eastAsia="Calibri" w:hAnsi="Calibri"/>
-          <w:b/>
-          <w:bCs/>
-          <w:color w:val="22262B"/>
-          <w:sz w:val="22"/>
-          <w:szCs w:val="22"/>
-        </w:rPr>
-        <w:t xml:space="preserve">Espèces</w:t>
-      </w:r>
-      <w:r>
-        <w:rPr>
-          <w:rFonts w:ascii="Calibri" w:cs="Calibri" w:eastAsia="Calibri" w:hAnsi="Calibri"/>
-          <w:color w:val="22262B"/>
-          <w:sz w:val="22"/>
-          <w:szCs w:val="22"/>
-        </w:rPr>
-        <w:t xml:space="preserve"> → confirmez.</w:t>
+        <w:t xml:space="preserve">Enregistrer — Facture détaillée</w:t>
+      </w:r>
+      <w:r>
+        <w:rPr>
+          <w:rFonts w:ascii="Calibri" w:cs="Calibri" w:eastAsia="Calibri" w:hAnsi="Calibri"/>
+          <w:color w:val="22262B"/>
+          <w:sz w:val="22"/>
+          <w:szCs w:val="22"/>
+        </w:rPr>
+        <w:t xml:space="preserve"> (pas « Ticket », pour tester la numérotation).</w:t>
+      </w:r>
+    </w:p>
+    <w:p>
+      <w:pPr>
+        <w:spacing w:after="120" w:line="300"/>
+        <w:ind w:left="340" w:hanging="340"/>
+      </w:pPr>
+      <w:r>
+        <w:rPr>
+          <w:rFonts w:ascii="Calibri" w:cs="Calibri" w:eastAsia="Calibri" w:hAnsi="Calibri"/>
+          <w:b/>
+          <w:bCs/>
+          <w:color w:val="B8710F"/>
+          <w:sz w:val="22"/>
+          <w:szCs w:val="22"/>
+        </w:rPr>
+        <w:t xml:space="preserve">3.  </w:t>
+      </w:r>
+      <w:r>
+        <w:rPr>
+          <w:rFonts w:ascii="Calibri" w:cs="Calibri" w:eastAsia="Calibri" w:hAnsi="Calibri"/>
+          <w:color w:val="22262B"/>
+          <w:sz w:val="22"/>
+          <w:szCs w:val="22"/>
+        </w:rPr>
+        <w:t xml:space="preserve">Une fenêtre doit s'ouvrir avec un seul bouton </w:t>
+      </w:r>
+      <w:r>
+        <w:rPr>
+          <w:rFonts w:ascii="Calibri" w:cs="Calibri" w:eastAsia="Calibri" w:hAnsi="Calibri"/>
+          <w:b/>
+          <w:bCs/>
+          <w:color w:val="22262B"/>
+          <w:sz w:val="22"/>
+          <w:szCs w:val="22"/>
+        </w:rPr>
+        <w:t xml:space="preserve">Aperçu et impression</w:t>
+      </w:r>
+      <w:r>
+        <w:rPr>
+          <w:rFonts w:ascii="Calibri" w:cs="Calibri" w:eastAsia="Calibri" w:hAnsi="Calibri"/>
+          <w:color w:val="22262B"/>
+          <w:sz w:val="22"/>
+          <w:szCs w:val="22"/>
+        </w:rPr>
+        <w:t xml:space="preserve"> :</w:t>
       </w:r>
     </w:p>
     <w:p>
@@ -3157,46 +2759,524 @@
           <w:sz w:val="22"/>
           <w:szCs w:val="22"/>
         </w:rPr>
-        <w:t xml:space="preserve">une fenêtre « Aperçu et impression » s'ouvre — c'est maintenant la </w:t>
-      </w:r>
-      <w:r>
-        <w:rPr>
-          <w:rFonts w:ascii="Calibri" w:cs="Calibri" w:eastAsia="Calibri" w:hAnsi="Calibri"/>
-          <w:b/>
-          <w:bCs/>
-          <w:color w:val="22262B"/>
-          <w:sz w:val="22"/>
-          <w:szCs w:val="22"/>
-        </w:rPr>
-        <w:t xml:space="preserve">vraie facture numérotée</w:t>
-      </w:r>
-      <w:r>
-        <w:rPr>
-          <w:rFonts w:ascii="Calibri" w:cs="Calibri" w:eastAsia="Calibri" w:hAnsi="Calibri"/>
-          <w:color w:val="22262B"/>
-          <w:sz w:val="22"/>
-          <w:szCs w:val="22"/>
-        </w:rPr>
-        <w:t xml:space="preserve"> (</w:t>
-      </w:r>
-      <w:r>
-        <w:rPr>
-          <w:rFonts w:ascii="Consolas" w:cs="Consolas" w:eastAsia="Consolas" w:hAnsi="Consolas"/>
-          <w:color w:val="8C540A"/>
-          <w:sz w:val="20"/>
-          <w:szCs w:val="20"/>
-          <w:shd w:fill="F3E2B8" w:val="clear"/>
-        </w:rPr>
-        <w:t xml:space="preserve">Facture n° 2026-0001</w:t>
-      </w:r>
-      <w:r>
-        <w:rPr>
-          <w:rFonts w:ascii="Calibri" w:cs="Calibri" w:eastAsia="Calibri" w:hAnsi="Calibri"/>
-          <w:color w:val="22262B"/>
-          <w:sz w:val="22"/>
-          <w:szCs w:val="22"/>
-        </w:rPr>
-        <w:t xml:space="preserve"> par exemple) qui est générée. Ouvrez-la : elle doit contenir Marteau et Peinture blanche avec les bons montants.</w:t>
+        <w:t xml:space="preserve">cliquez dessus — le PDF doit s'ouvrir dans votre lecteur habituel (Edge/Adobe), </w:t>
+      </w:r>
+      <w:r>
+        <w:rPr>
+          <w:rFonts w:ascii="Calibri" w:cs="Calibri" w:eastAsia="Calibri" w:hAnsi="Calibri"/>
+          <w:b/>
+          <w:bCs/>
+          <w:color w:val="22262B"/>
+          <w:sz w:val="22"/>
+          <w:szCs w:val="22"/>
+        </w:rPr>
+        <w:t xml:space="preserve">pas</w:t>
+      </w:r>
+      <w:r>
+        <w:rPr>
+          <w:rFonts w:ascii="Calibri" w:cs="Calibri" w:eastAsia="Calibri" w:hAnsi="Calibri"/>
+          <w:color w:val="22262B"/>
+          <w:sz w:val="22"/>
+          <w:szCs w:val="22"/>
+        </w:rPr>
+        <w:t xml:space="preserve"> partir directement à l'imprimante.</w:t>
+      </w:r>
+    </w:p>
+    <w:p>
+      <w:pPr>
+        <w:shd w:fill="DDE8DD" w:val="clear"/>
+        <w:spacing w:after="140" w:line="300"/>
+        <w:ind w:left="700" w:hanging="340"/>
+      </w:pPr>
+      <w:r>
+        <w:rPr>
+          <w:rFonts w:ascii="Calibri" w:cs="Calibri" w:eastAsia="Calibri" w:hAnsi="Calibri"/>
+          <w:b/>
+          <w:bCs/>
+          <w:color w:val="3F6B46"/>
+          <w:sz w:val="22"/>
+          <w:szCs w:val="22"/>
+        </w:rPr>
+        <w:t xml:space="preserve">✓  </w:t>
+      </w:r>
+      <w:r>
+        <w:rPr>
+          <w:rFonts w:ascii="Calibri" w:cs="Calibri" w:eastAsia="Calibri" w:hAnsi="Calibri"/>
+          <w:b/>
+          <w:bCs/>
+          <w:color w:val="3F6B46"/>
+          <w:sz w:val="22"/>
+          <w:szCs w:val="22"/>
+        </w:rPr>
+        <w:t xml:space="preserve">À vérifier : </w:t>
+      </w:r>
+      <w:r>
+        <w:rPr>
+          <w:rFonts w:ascii="Calibri" w:cs="Calibri" w:eastAsia="Calibri" w:hAnsi="Calibri"/>
+          <w:color w:val="22262B"/>
+          <w:sz w:val="22"/>
+          <w:szCs w:val="22"/>
+        </w:rPr>
+        <w:t xml:space="preserve">le document s'appelle « FACTURE N° 2026-0001 » (numéro déjà attribué, puisque l'argent est déjà reçu), au format </w:t>
+      </w:r>
+      <w:r>
+        <w:rPr>
+          <w:rFonts w:ascii="Calibri" w:cs="Calibri" w:eastAsia="Calibri" w:hAnsi="Calibri"/>
+          <w:b/>
+          <w:bCs/>
+          <w:color w:val="22262B"/>
+          <w:sz w:val="22"/>
+          <w:szCs w:val="22"/>
+        </w:rPr>
+        <w:t xml:space="preserve">étroit façon imprimante ticket</w:t>
+      </w:r>
+      <w:r>
+        <w:rPr>
+          <w:rFonts w:ascii="Calibri" w:cs="Calibri" w:eastAsia="Calibri" w:hAnsi="Calibri"/>
+          <w:color w:val="22262B"/>
+          <w:sz w:val="22"/>
+          <w:szCs w:val="22"/>
+        </w:rPr>
+        <w:t xml:space="preserve"> (pas une page A4/A5), et contient le même contenu </w:t>
+      </w:r>
+      <w:r>
+        <w:rPr>
+          <w:rFonts w:ascii="Calibri" w:cs="Calibri" w:eastAsia="Calibri" w:hAnsi="Calibri"/>
+          <w:b/>
+          <w:bCs/>
+          <w:color w:val="22262B"/>
+          <w:sz w:val="22"/>
+          <w:szCs w:val="22"/>
+        </w:rPr>
+        <w:t xml:space="preserve">deux fois à la suite</w:t>
+      </w:r>
+      <w:r>
+        <w:rPr>
+          <w:rFonts w:ascii="Calibri" w:cs="Calibri" w:eastAsia="Calibri" w:hAnsi="Calibri"/>
+          <w:color w:val="22262B"/>
+          <w:sz w:val="22"/>
+          <w:szCs w:val="22"/>
+        </w:rPr>
+        <w:t xml:space="preserve"> (« — COPIE CLIENT — » puis « — COPIE MAGASIN — », séparées par une ligne de coupe).</w:t>
+      </w:r>
+    </w:p>
+    <w:p>
+      <w:pPr>
+        <w:shd w:fill="DDE8DD" w:val="clear"/>
+        <w:spacing w:after="140" w:line="300"/>
+        <w:ind w:left="700" w:hanging="340"/>
+      </w:pPr>
+      <w:r>
+        <w:rPr>
+          <w:rFonts w:ascii="Calibri" w:cs="Calibri" w:eastAsia="Calibri" w:hAnsi="Calibri"/>
+          <w:b/>
+          <w:bCs/>
+          <w:color w:val="3F6B46"/>
+          <w:sz w:val="22"/>
+          <w:szCs w:val="22"/>
+        </w:rPr>
+        <w:t xml:space="preserve">✓  </w:t>
+      </w:r>
+      <w:r>
+        <w:rPr>
+          <w:rFonts w:ascii="Calibri" w:cs="Calibri" w:eastAsia="Calibri" w:hAnsi="Calibri"/>
+          <w:b/>
+          <w:bCs/>
+          <w:color w:val="3F6B46"/>
+          <w:sz w:val="22"/>
+          <w:szCs w:val="22"/>
+        </w:rPr>
+        <w:t xml:space="preserve">À vérifier : </w:t>
+      </w:r>
+      <w:r>
+        <w:rPr>
+          <w:rFonts w:ascii="Calibri" w:cs="Calibri" w:eastAsia="Calibri" w:hAnsi="Calibri"/>
+          <w:color w:val="22262B"/>
+          <w:sz w:val="22"/>
+          <w:szCs w:val="22"/>
+        </w:rPr>
+        <w:t xml:space="preserve">dans l'explorateur de fichiers (</w:t>
+      </w:r>
+      <w:r>
+        <w:rPr>
+          <w:rFonts w:ascii="Consolas" w:cs="Consolas" w:eastAsia="Consolas" w:hAnsi="Consolas"/>
+          <w:color w:val="8C540A"/>
+          <w:sz w:val="20"/>
+          <w:szCs w:val="20"/>
+          <w:shd w:fill="F3E2B8" w:val="clear"/>
+        </w:rPr>
+        <w:t xml:space="preserve">Documents\Ventes_Quincaillerie</w:t>
+      </w:r>
+      <w:r>
+        <w:rPr>
+          <w:rFonts w:ascii="Calibri" w:cs="Calibri" w:eastAsia="Calibri" w:hAnsi="Calibri"/>
+          <w:color w:val="22262B"/>
+          <w:sz w:val="22"/>
+          <w:szCs w:val="22"/>
+        </w:rPr>
+        <w:t xml:space="preserve">), le fichier doit s'appeler </w:t>
+      </w:r>
+      <w:r>
+        <w:rPr>
+          <w:rFonts w:ascii="Consolas" w:cs="Consolas" w:eastAsia="Consolas" w:hAnsi="Consolas"/>
+          <w:color w:val="8C540A"/>
+          <w:sz w:val="20"/>
+          <w:szCs w:val="20"/>
+          <w:shd w:fill="F3E2B8" w:val="clear"/>
+        </w:rPr>
+        <w:t xml:space="preserve">Facture n° 2026-0001 - AAAA-MM-JJ.pdf</w:t>
+      </w:r>
+      <w:r>
+        <w:rPr>
+          <w:rFonts w:ascii="Calibri" w:cs="Calibri" w:eastAsia="Calibri" w:hAnsi="Calibri"/>
+          <w:color w:val="22262B"/>
+          <w:sz w:val="22"/>
+          <w:szCs w:val="22"/>
+        </w:rPr>
+        <w:t xml:space="preserve">.</w:t>
+      </w:r>
+    </w:p>
+    <w:p>
+      <w:pPr>
+        <w:spacing w:after="120" w:line="300"/>
+        <w:ind w:left="340" w:hanging="340"/>
+      </w:pPr>
+      <w:r>
+        <w:rPr>
+          <w:rFonts w:ascii="Calibri" w:cs="Calibri" w:eastAsia="Calibri" w:hAnsi="Calibri"/>
+          <w:b/>
+          <w:bCs/>
+          <w:color w:val="B8710F"/>
+          <w:sz w:val="22"/>
+          <w:szCs w:val="22"/>
+        </w:rPr>
+        <w:t xml:space="preserve">4.  </w:t>
+      </w:r>
+      <w:r>
+        <w:rPr>
+          <w:rFonts w:ascii="Calibri" w:cs="Calibri" w:eastAsia="Calibri" w:hAnsi="Calibri"/>
+          <w:color w:val="22262B"/>
+          <w:sz w:val="22"/>
+          <w:szCs w:val="22"/>
+        </w:rPr>
+        <w:t xml:space="preserve">Enregistrez une deuxième vente, cette fois </w:t>
+      </w:r>
+      <w:r>
+        <w:rPr>
+          <w:rFonts w:ascii="Calibri" w:cs="Calibri" w:eastAsia="Calibri" w:hAnsi="Calibri"/>
+          <w:b/>
+          <w:bCs/>
+          <w:color w:val="22262B"/>
+          <w:sz w:val="22"/>
+          <w:szCs w:val="22"/>
+        </w:rPr>
+        <w:t xml:space="preserve">Ticket</w:t>
+      </w:r>
+      <w:r>
+        <w:rPr>
+          <w:rFonts w:ascii="Calibri" w:cs="Calibri" w:eastAsia="Calibri" w:hAnsi="Calibri"/>
+          <w:color w:val="22262B"/>
+          <w:sz w:val="22"/>
+          <w:szCs w:val="22"/>
+        </w:rPr>
+        <w:t xml:space="preserve">, avec juste </w:t>
+      </w:r>
+      <w:r>
+        <w:rPr>
+          <w:rFonts w:ascii="Consolas" w:cs="Consolas" w:eastAsia="Consolas" w:hAnsi="Consolas"/>
+          <w:color w:val="8C540A"/>
+          <w:sz w:val="20"/>
+          <w:szCs w:val="20"/>
+          <w:shd w:fill="F3E2B8" w:val="clear"/>
+        </w:rPr>
+        <w:t xml:space="preserve">Marteau</w:t>
+      </w:r>
+      <w:r>
+        <w:rPr>
+          <w:rFonts w:ascii="Calibri" w:cs="Calibri" w:eastAsia="Calibri" w:hAnsi="Calibri"/>
+          <w:color w:val="22262B"/>
+          <w:sz w:val="22"/>
+          <w:szCs w:val="22"/>
+        </w:rPr>
+        <w:t xml:space="preserve"> (quantité 1) et mode de paiement </w:t>
+      </w:r>
+      <w:r>
+        <w:rPr>
+          <w:rFonts w:ascii="Consolas" w:cs="Consolas" w:eastAsia="Consolas" w:hAnsi="Consolas"/>
+          <w:color w:val="8C540A"/>
+          <w:sz w:val="20"/>
+          <w:szCs w:val="20"/>
+          <w:shd w:fill="F3E2B8" w:val="clear"/>
+        </w:rPr>
+        <w:t xml:space="preserve">Orange Money</w:t>
+      </w:r>
+      <w:r>
+        <w:rPr>
+          <w:rFonts w:ascii="Calibri" w:cs="Calibri" w:eastAsia="Calibri" w:hAnsi="Calibri"/>
+          <w:color w:val="22262B"/>
+          <w:sz w:val="22"/>
+          <w:szCs w:val="22"/>
+        </w:rPr>
+        <w:t xml:space="preserve">.</w:t>
+      </w:r>
+    </w:p>
+    <w:p>
+      <w:pPr>
+        <w:shd w:fill="DDE8DD" w:val="clear"/>
+        <w:spacing w:after="140" w:line="300"/>
+        <w:ind w:left="700" w:hanging="340"/>
+      </w:pPr>
+      <w:r>
+        <w:rPr>
+          <w:rFonts w:ascii="Calibri" w:cs="Calibri" w:eastAsia="Calibri" w:hAnsi="Calibri"/>
+          <w:b/>
+          <w:bCs/>
+          <w:color w:val="3F6B46"/>
+          <w:sz w:val="22"/>
+          <w:szCs w:val="22"/>
+        </w:rPr>
+        <w:t xml:space="preserve">✓  </w:t>
+      </w:r>
+      <w:r>
+        <w:rPr>
+          <w:rFonts w:ascii="Calibri" w:cs="Calibri" w:eastAsia="Calibri" w:hAnsi="Calibri"/>
+          <w:b/>
+          <w:bCs/>
+          <w:color w:val="3F6B46"/>
+          <w:sz w:val="22"/>
+          <w:szCs w:val="22"/>
+        </w:rPr>
+        <w:t xml:space="preserve">À vérifier : </w:t>
+      </w:r>
+      <w:r>
+        <w:rPr>
+          <w:rFonts w:ascii="Calibri" w:cs="Calibri" w:eastAsia="Calibri" w:hAnsi="Calibri"/>
+          <w:color w:val="22262B"/>
+          <w:sz w:val="22"/>
+          <w:szCs w:val="22"/>
+        </w:rPr>
+        <w:t xml:space="preserve">le fichier s'appelle </w:t>
+      </w:r>
+      <w:r>
+        <w:rPr>
+          <w:rFonts w:ascii="Consolas" w:cs="Consolas" w:eastAsia="Consolas" w:hAnsi="Consolas"/>
+          <w:color w:val="8C540A"/>
+          <w:sz w:val="20"/>
+          <w:szCs w:val="20"/>
+          <w:shd w:fill="F3E2B8" w:val="clear"/>
+        </w:rPr>
+        <w:t xml:space="preserve">Ticket AAAA-MM-JJ 14h32.pdf</w:t>
+      </w:r>
+      <w:r>
+        <w:rPr>
+          <w:rFonts w:ascii="Calibri" w:cs="Calibri" w:eastAsia="Calibri" w:hAnsi="Calibri"/>
+          <w:color w:val="22262B"/>
+          <w:sz w:val="22"/>
+          <w:szCs w:val="22"/>
+        </w:rPr>
+        <w:t xml:space="preserve">, le document dit « TICKET DE CAISSE » (pas de numéro — les tickets n'en ont jamais).</w:t>
+      </w:r>
+    </w:p>
+    <w:p>
+      <w:pPr>
+        <w:spacing w:after="120" w:line="300"/>
+        <w:ind w:left="340" w:hanging="340"/>
+      </w:pPr>
+      <w:r>
+        <w:rPr>
+          <w:rFonts w:ascii="Calibri" w:cs="Calibri" w:eastAsia="Calibri" w:hAnsi="Calibri"/>
+          <w:b/>
+          <w:bCs/>
+          <w:color w:val="B8710F"/>
+          <w:sz w:val="22"/>
+          <w:szCs w:val="22"/>
+        </w:rPr>
+        <w:t xml:space="preserve">5.  </w:t>
+      </w:r>
+      <w:r>
+        <w:rPr>
+          <w:rFonts w:ascii="Calibri" w:cs="Calibri" w:eastAsia="Calibri" w:hAnsi="Calibri"/>
+          <w:color w:val="22262B"/>
+          <w:sz w:val="22"/>
+          <w:szCs w:val="22"/>
+        </w:rPr>
+        <w:t xml:space="preserve">Déconnectez-vous.</w:t>
+      </w:r>
+    </w:p>
+    <w:p>
+      <w:pPr>
+        <w:pBdr>
+          <w:bottom w:val="single" w:color="DDD7C9" w:sz="4"/>
+        </w:pBdr>
+        <w:spacing w:after="200" w:before="200"/>
+      </w:pPr>
+    </w:p>
+    <w:p>
+      <w:pPr>
+        <w:pStyle w:val="Heading1"/>
+        <w:pBdr>
+          <w:bottom w:val="single" w:color="B8710F" w:sz="6"/>
+        </w:pBdr>
+        <w:spacing w:after="160" w:before="320"/>
+      </w:pPr>
+      <w:r>
+        <w:t xml:space="preserve">Étape 4 — Retour Responsable (Franck), historique et rapports</w:t>
+      </w:r>
+    </w:p>
+    <w:p>
+      <w:pPr>
+        <w:spacing w:after="120" w:line="300"/>
+        <w:ind w:left="340" w:hanging="340"/>
+      </w:pPr>
+      <w:r>
+        <w:rPr>
+          <w:rFonts w:ascii="Calibri" w:cs="Calibri" w:eastAsia="Calibri" w:hAnsi="Calibri"/>
+          <w:b/>
+          <w:bCs/>
+          <w:color w:val="B8710F"/>
+          <w:sz w:val="22"/>
+          <w:szCs w:val="22"/>
+        </w:rPr>
+        <w:t xml:space="preserve">1.  </w:t>
+      </w:r>
+      <w:r>
+        <w:rPr>
+          <w:rFonts w:ascii="Calibri" w:cs="Calibri" w:eastAsia="Calibri" w:hAnsi="Calibri"/>
+          <w:color w:val="22262B"/>
+          <w:sz w:val="22"/>
+          <w:szCs w:val="22"/>
+        </w:rPr>
+        <w:t xml:space="preserve">Reconnectez-vous avec votre compte responsable.</w:t>
+      </w:r>
+    </w:p>
+    <w:p>
+      <w:pPr>
+        <w:spacing w:after="120" w:line="300"/>
+        <w:ind w:left="340" w:hanging="340"/>
+      </w:pPr>
+      <w:r>
+        <w:rPr>
+          <w:rFonts w:ascii="Calibri" w:cs="Calibri" w:eastAsia="Calibri" w:hAnsi="Calibri"/>
+          <w:b/>
+          <w:bCs/>
+          <w:color w:val="B8710F"/>
+          <w:sz w:val="22"/>
+          <w:szCs w:val="22"/>
+        </w:rPr>
+        <w:t xml:space="preserve">2.  </w:t>
+      </w:r>
+      <w:r>
+        <w:rPr>
+          <w:rFonts w:ascii="Calibri" w:cs="Calibri" w:eastAsia="Calibri" w:hAnsi="Calibri"/>
+          <w:color w:val="22262B"/>
+          <w:sz w:val="22"/>
+          <w:szCs w:val="22"/>
+        </w:rPr>
+        <w:t xml:space="preserve">Onglet </w:t>
+      </w:r>
+      <w:r>
+        <w:rPr>
+          <w:rFonts w:ascii="Calibri" w:cs="Calibri" w:eastAsia="Calibri" w:hAnsi="Calibri"/>
+          <w:b/>
+          <w:bCs/>
+          <w:color w:val="22262B"/>
+          <w:sz w:val="22"/>
+          <w:szCs w:val="22"/>
+        </w:rPr>
+        <w:t xml:space="preserve">Historique des ventes</w:t>
+      </w:r>
+      <w:r>
+        <w:rPr>
+          <w:rFonts w:ascii="Calibri" w:cs="Calibri" w:eastAsia="Calibri" w:hAnsi="Calibri"/>
+          <w:color w:val="22262B"/>
+          <w:sz w:val="22"/>
+          <w:szCs w:val="22"/>
+        </w:rPr>
+        <w:t xml:space="preserve"> :</w:t>
+      </w:r>
+    </w:p>
+    <w:p>
+      <w:pPr>
+        <w:shd w:fill="DDE8DD" w:val="clear"/>
+        <w:spacing w:after="140" w:line="300"/>
+        <w:ind w:left="700" w:hanging="340"/>
+      </w:pPr>
+      <w:r>
+        <w:rPr>
+          <w:rFonts w:ascii="Calibri" w:cs="Calibri" w:eastAsia="Calibri" w:hAnsi="Calibri"/>
+          <w:b/>
+          <w:bCs/>
+          <w:color w:val="3F6B46"/>
+          <w:sz w:val="22"/>
+          <w:szCs w:val="22"/>
+        </w:rPr>
+        <w:t xml:space="preserve">✓  </w:t>
+      </w:r>
+      <w:r>
+        <w:rPr>
+          <w:rFonts w:ascii="Calibri" w:cs="Calibri" w:eastAsia="Calibri" w:hAnsi="Calibri"/>
+          <w:b/>
+          <w:bCs/>
+          <w:color w:val="3F6B46"/>
+          <w:sz w:val="22"/>
+          <w:szCs w:val="22"/>
+        </w:rPr>
+        <w:t xml:space="preserve">À vérifier : </w:t>
+      </w:r>
+      <w:r>
+        <w:rPr>
+          <w:rFonts w:ascii="Calibri" w:cs="Calibri" w:eastAsia="Calibri" w:hAnsi="Calibri"/>
+          <w:color w:val="22262B"/>
+          <w:sz w:val="22"/>
+          <w:szCs w:val="22"/>
+        </w:rPr>
+        <w:t xml:space="preserve">les deux ventes de Chantal apparaissent (« Enregistrée par Chantal Mbarga »), avec le bon numéro de facture pour la première, « Ticket » pour la seconde, et le mode de paiement de chacune (Espèces / Orange Money).</w:t>
+      </w:r>
+    </w:p>
+    <w:p>
+      <w:pPr>
+        <w:spacing w:after="120" w:line="300"/>
+        <w:ind w:left="340" w:hanging="340"/>
+      </w:pPr>
+      <w:r>
+        <w:rPr>
+          <w:rFonts w:ascii="Calibri" w:cs="Calibri" w:eastAsia="Calibri" w:hAnsi="Calibri"/>
+          <w:b/>
+          <w:bCs/>
+          <w:color w:val="B8710F"/>
+          <w:sz w:val="22"/>
+          <w:szCs w:val="22"/>
+        </w:rPr>
+        <w:t xml:space="preserve">3.  </w:t>
+      </w:r>
+      <w:r>
+        <w:rPr>
+          <w:rFonts w:ascii="Calibri" w:cs="Calibri" w:eastAsia="Calibri" w:hAnsi="Calibri"/>
+          <w:color w:val="22262B"/>
+          <w:sz w:val="22"/>
+          <w:szCs w:val="22"/>
+        </w:rPr>
+        <w:t xml:space="preserve">Cliquez </w:t>
+      </w:r>
+      <w:r>
+        <w:rPr>
+          <w:rFonts w:ascii="Calibri" w:cs="Calibri" w:eastAsia="Calibri" w:hAnsi="Calibri"/>
+          <w:b/>
+          <w:bCs/>
+          <w:color w:val="22262B"/>
+          <w:sz w:val="22"/>
+          <w:szCs w:val="22"/>
+        </w:rPr>
+        <w:t xml:space="preserve">Annuler</w:t>
+      </w:r>
+      <w:r>
+        <w:rPr>
+          <w:rFonts w:ascii="Calibri" w:cs="Calibri" w:eastAsia="Calibri" w:hAnsi="Calibri"/>
+          <w:color w:val="22262B"/>
+          <w:sz w:val="22"/>
+          <w:szCs w:val="22"/>
+        </w:rPr>
+        <w:t xml:space="preserve"> sur le ticket, pour tester une correction d'erreur de saisie :</w:t>
       </w:r>
     </w:p>
     <w:p>
@@ -3216,47 +3296,7 @@
           <w:sz w:val="22"/>
           <w:szCs w:val="22"/>
         </w:rPr>
-        <w:t xml:space="preserve">Cliquez </w:t>
-      </w:r>
-      <w:r>
-        <w:rPr>
-          <w:rFonts w:ascii="Calibri" w:cs="Calibri" w:eastAsia="Calibri" w:hAnsi="Calibri"/>
-          <w:b/>
-          <w:bCs/>
-          <w:color w:val="22262B"/>
-          <w:sz w:val="22"/>
-          <w:szCs w:val="22"/>
-        </w:rPr>
-        <w:t xml:space="preserve">Encaisser</w:t>
-      </w:r>
-      <w:r>
-        <w:rPr>
-          <w:rFonts w:ascii="Calibri" w:cs="Calibri" w:eastAsia="Calibri" w:hAnsi="Calibri"/>
-          <w:color w:val="22262B"/>
-          <w:sz w:val="22"/>
-          <w:szCs w:val="22"/>
-        </w:rPr>
-        <w:t xml:space="preserve"> sur le ticket → mode de paiement </w:t>
-      </w:r>
-      <w:r>
-        <w:rPr>
-          <w:rFonts w:ascii="Calibri" w:cs="Calibri" w:eastAsia="Calibri" w:hAnsi="Calibri"/>
-          <w:b/>
-          <w:bCs/>
-          <w:color w:val="22262B"/>
-          <w:sz w:val="22"/>
-          <w:szCs w:val="22"/>
-        </w:rPr>
-        <w:t xml:space="preserve">Orange Money</w:t>
-      </w:r>
-      <w:r>
-        <w:rPr>
-          <w:rFonts w:ascii="Calibri" w:cs="Calibri" w:eastAsia="Calibri" w:hAnsi="Calibri"/>
-          <w:color w:val="22262B"/>
-          <w:sz w:val="22"/>
-          <w:szCs w:val="22"/>
-        </w:rPr>
-        <w:t xml:space="preserve"> → confirmez.</w:t>
+        <w:t xml:space="preserve">Une confirmation doit s'afficher avant toute action.</w:t>
       </w:r>
     </w:p>
     <w:p>
@@ -3294,167 +3334,7 @@
           <w:sz w:val="22"/>
           <w:szCs w:val="22"/>
         </w:rPr>
-        <w:t xml:space="preserve">cette fois le document généré est un simple </w:t>
-      </w:r>
-      <w:r>
-        <w:rPr>
-          <w:rFonts w:ascii="Consolas" w:cs="Consolas" w:eastAsia="Consolas" w:hAnsi="Consolas"/>
-          <w:color w:val="8C540A"/>
-          <w:sz w:val="20"/>
-          <w:szCs w:val="20"/>
-          <w:shd w:fill="F3E2B8" w:val="clear"/>
-        </w:rPr>
-        <w:t xml:space="preserve">Ticket AAAA-MM-JJ 14h32.pdf</w:t>
-      </w:r>
-      <w:r>
-        <w:rPr>
-          <w:rFonts w:ascii="Calibri" w:cs="Calibri" w:eastAsia="Calibri" w:hAnsi="Calibri"/>
-          <w:color w:val="22262B"/>
-          <w:sz w:val="22"/>
-          <w:szCs w:val="22"/>
-        </w:rPr>
-        <w:t xml:space="preserve">, toujours sans numéro (les tickets n'en ont jamais).</w:t>
-      </w:r>
-    </w:p>
-    <w:p>
-      <w:pPr>
-        <w:shd w:fill="DDE8DD" w:val="clear"/>
-        <w:spacing w:after="140" w:line="300"/>
-        <w:ind w:left="700" w:hanging="340"/>
-      </w:pPr>
-      <w:r>
-        <w:rPr>
-          <w:rFonts w:ascii="Calibri" w:cs="Calibri" w:eastAsia="Calibri" w:hAnsi="Calibri"/>
-          <w:b/>
-          <w:bCs/>
-          <w:color w:val="3F6B46"/>
-          <w:sz w:val="22"/>
-          <w:szCs w:val="22"/>
-        </w:rPr>
-        <w:t xml:space="preserve">✓  </w:t>
-      </w:r>
-      <w:r>
-        <w:rPr>
-          <w:rFonts w:ascii="Calibri" w:cs="Calibri" w:eastAsia="Calibri" w:hAnsi="Calibri"/>
-          <w:b/>
-          <w:bCs/>
-          <w:color w:val="3F6B46"/>
-          <w:sz w:val="22"/>
-          <w:szCs w:val="22"/>
-        </w:rPr>
-        <w:t xml:space="preserve">À vérifier : </w:t>
-      </w:r>
-      <w:r>
-        <w:rPr>
-          <w:rFonts w:ascii="Calibri" w:cs="Calibri" w:eastAsia="Calibri" w:hAnsi="Calibri"/>
-          <w:color w:val="22262B"/>
-          <w:sz w:val="22"/>
-          <w:szCs w:val="22"/>
-        </w:rPr>
-        <w:t xml:space="preserve">la liste des commandes en attente est maintenant vide.</w:t>
-      </w:r>
-    </w:p>
-    <w:p>
-      <w:pPr>
-        <w:spacing w:after="120" w:line="300"/>
-        <w:ind w:left="340" w:hanging="340"/>
-      </w:pPr>
-      <w:r>
-        <w:rPr>
-          <w:rFonts w:ascii="Calibri" w:cs="Calibri" w:eastAsia="Calibri" w:hAnsi="Calibri"/>
-          <w:b/>
-          <w:bCs/>
-          <w:color w:val="B8710F"/>
-          <w:sz w:val="22"/>
-          <w:szCs w:val="22"/>
-        </w:rPr>
-        <w:t xml:space="preserve">3.  </w:t>
-      </w:r>
-      <w:r>
-        <w:rPr>
-          <w:rFonts w:ascii="Calibri" w:cs="Calibri" w:eastAsia="Calibri" w:hAnsi="Calibri"/>
-          <w:color w:val="22262B"/>
-          <w:sz w:val="22"/>
-          <w:szCs w:val="22"/>
-        </w:rPr>
-        <w:t xml:space="preserve">Essayez de recliquer </w:t>
-      </w:r>
-      <w:r>
-        <w:rPr>
-          <w:rFonts w:ascii="Calibri" w:cs="Calibri" w:eastAsia="Calibri" w:hAnsi="Calibri"/>
-          <w:i/>
-          <w:iCs/>
-          <w:sz w:val="22"/>
-          <w:szCs w:val="22"/>
-        </w:rPr>
-        <w:t xml:space="preserve">Encaisser</w:t>
-      </w:r>
-      <w:r>
-        <w:rPr>
-          <w:rFonts w:ascii="Calibri" w:cs="Calibri" w:eastAsia="Calibri" w:hAnsi="Calibri"/>
-          <w:color w:val="22262B"/>
-          <w:sz w:val="22"/>
-          <w:szCs w:val="22"/>
-        </w:rPr>
-        <w:t xml:space="preserve"> sur une commande déjà encaissée (si possible depuis l'écran) ou de l'annuler :</w:t>
-      </w:r>
-    </w:p>
-    <w:p>
-      <w:pPr>
-        <w:shd w:fill="DDE8DD" w:val="clear"/>
-        <w:spacing w:after="140" w:line="300"/>
-        <w:ind w:left="700" w:hanging="340"/>
-      </w:pPr>
-      <w:r>
-        <w:rPr>
-          <w:rFonts w:ascii="Calibri" w:cs="Calibri" w:eastAsia="Calibri" w:hAnsi="Calibri"/>
-          <w:b/>
-          <w:bCs/>
-          <w:color w:val="3F6B46"/>
-          <w:sz w:val="22"/>
-          <w:szCs w:val="22"/>
-        </w:rPr>
-        <w:t xml:space="preserve">✓  </w:t>
-      </w:r>
-      <w:r>
-        <w:rPr>
-          <w:rFonts w:ascii="Calibri" w:cs="Calibri" w:eastAsia="Calibri" w:hAnsi="Calibri"/>
-          <w:b/>
-          <w:bCs/>
-          <w:color w:val="3F6B46"/>
-          <w:sz w:val="22"/>
-          <w:szCs w:val="22"/>
-        </w:rPr>
-        <w:t xml:space="preserve">À vérifier : </w:t>
-      </w:r>
-      <w:r>
-        <w:rPr>
-          <w:rFonts w:ascii="Calibri" w:cs="Calibri" w:eastAsia="Calibri" w:hAnsi="Calibri"/>
-          <w:color w:val="22262B"/>
-          <w:sz w:val="22"/>
-          <w:szCs w:val="22"/>
-        </w:rPr>
-        <w:t xml:space="preserve">une commande déjà payée ne doit </w:t>
-      </w:r>
-      <w:r>
-        <w:rPr>
-          <w:rFonts w:ascii="Calibri" w:cs="Calibri" w:eastAsia="Calibri" w:hAnsi="Calibri"/>
-          <w:b/>
-          <w:bCs/>
-          <w:color w:val="22262B"/>
-          <w:sz w:val="22"/>
-          <w:szCs w:val="22"/>
-        </w:rPr>
-        <w:t xml:space="preserve">jamais</w:t>
-      </w:r>
-      <w:r>
-        <w:rPr>
-          <w:rFonts w:ascii="Calibri" w:cs="Calibri" w:eastAsia="Calibri" w:hAnsi="Calibri"/>
-          <w:color w:val="22262B"/>
-          <w:sz w:val="22"/>
-          <w:szCs w:val="22"/>
-        </w:rPr>
-        <w:t xml:space="preserve"> pouvoir être annulée depuis cet écran (elle n'apparaît plus dans la liste, justement parce qu'elle est déjà traitée).</w:t>
+        <w:t xml:space="preserve">après confirmation, la ligne disparaît de l'historique. Retournez sur Articles (Comptoir) : le stock de Marteau doit avoir remonté de 1 (l'annulation restitue le stock).</w:t>
       </w:r>
     </w:p>
     <w:p>
@@ -3762,7 +3642,27 @@
           <w:sz w:val="22"/>
           <w:szCs w:val="22"/>
         </w:rPr>
-        <w:t xml:space="preserve">le total des ventes doit inclure les deux commandes encaissées à l'étape 3 (Marteau ×1 + Peinture ×2 sur la facture, Marteau ×1 sur le ticket = 16 000 FCFA HT de marchandise, soit environ 19 080 FCFA TTC avec la TVA à 19,25%).</w:t>
+        <w:t xml:space="preserve">le total des ventes doit correspondre à la facture encore valide de l'étape 3 (Marteau ×1 + Peinture ×2 = 12 500 FCFA HT, soit environ 14 906 FCFA TTC) — le ticket annulé à l'étape précédente ne doit </w:t>
+      </w:r>
+      <w:r>
+        <w:rPr>
+          <w:rFonts w:ascii="Calibri" w:cs="Calibri" w:eastAsia="Calibri" w:hAnsi="Calibri"/>
+          <w:b/>
+          <w:bCs/>
+          <w:color w:val="22262B"/>
+          <w:sz w:val="22"/>
+          <w:szCs w:val="22"/>
+        </w:rPr>
+        <w:t xml:space="preserve">plus</w:t>
+      </w:r>
+      <w:r>
+        <w:rPr>
+          <w:rFonts w:ascii="Calibri" w:cs="Calibri" w:eastAsia="Calibri" w:hAnsi="Calibri"/>
+          <w:color w:val="22262B"/>
+          <w:sz w:val="22"/>
+          <w:szCs w:val="22"/>
+        </w:rPr>
+        <w:t xml:space="preserve"> compter.</w:t>
       </w:r>
     </w:p>
     <w:p>
@@ -3840,7 +3740,7 @@
           <w:sz w:val="22"/>
           <w:szCs w:val="22"/>
         </w:rPr>
-        <w:t xml:space="preserve">ouvrez-le — deux feuilles (« Résumé » et « Produits les plus vendus »), avec le Marteau qui apparaît vendu 2 fois (1 sur la facture + 1 sur le ticket).</w:t>
+        <w:t xml:space="preserve">ouvrez-le — deux feuilles (« Résumé » et « Produits les plus vendus »).</w:t>
       </w:r>
     </w:p>
     <w:p>
@@ -3978,6 +3878,43 @@
           <w:sz w:val="22"/>
           <w:szCs w:val="22"/>
         </w:rPr>
+        <w:t xml:space="preserve">Mode de paiement obligatoire</w:t>
+      </w:r>
+      <w:r>
+        <w:rPr>
+          <w:rFonts w:ascii="Calibri" w:cs="Calibri" w:eastAsia="Calibri" w:hAnsi="Calibri"/>
+          <w:color w:val="22262B"/>
+          <w:sz w:val="22"/>
+          <w:szCs w:val="22"/>
+        </w:rPr>
+        <w:t xml:space="preserve"> : essayez d'enregistrer une vente — le mode de paiement doit toujours avoir une valeur par défaut sélectionnée (jamais de champ vide qui bloquerait l'enregistrement).</w:t>
+      </w:r>
+    </w:p>
+    <w:p>
+      <w:pPr>
+        <w:spacing w:after="120" w:line="300"/>
+        <w:ind w:left="340" w:hanging="340"/>
+      </w:pPr>
+      <w:r>
+        <w:rPr>
+          <w:rFonts w:ascii="Calibri" w:cs="Calibri" w:eastAsia="Calibri" w:hAnsi="Calibri"/>
+          <w:b/>
+          <w:bCs/>
+          <w:color w:val="B8710F"/>
+          <w:sz w:val="22"/>
+          <w:szCs w:val="22"/>
+        </w:rPr>
+        <w:t xml:space="preserve">3.  </w:t>
+      </w:r>
+      <w:r>
+        <w:rPr>
+          <w:rFonts w:ascii="Calibri" w:cs="Calibri" w:eastAsia="Calibri" w:hAnsi="Calibri"/>
+          <w:b/>
+          <w:bCs/>
+          <w:color w:val="22262B"/>
+          <w:sz w:val="22"/>
+          <w:szCs w:val="22"/>
+        </w:rPr>
         <w:t xml:space="preserve">Cloisonnement par site</w:t>
       </w:r>
       <w:r>
@@ -4064,7 +4001,7 @@
           <w:sz w:val="22"/>
           <w:szCs w:val="22"/>
         </w:rPr>
-        <w:t xml:space="preserve"> dans la liste d'Amadou — chaque agent ne voit que les articles de son propre site ; seul le responsable voit et gère les deux sites.</w:t>
+        <w:t xml:space="preserve"> dans la liste d'Amadou — chaque agent ne voit que les articles de son propre site ; seul le responsable voit et gère les deux sites. Notez aussi qu'Amadou n'a pas d'onglet « Enregistrer une vente » ni « Historique des ventes » — normal, ces deux écrans sont réservés à la comptabilité et au responsable.</w:t>
       </w:r>
     </w:p>
     <w:p>
@@ -4081,7 +4018,7 @@
           <w:sz w:val="22"/>
           <w:szCs w:val="22"/>
         </w:rPr>
-        <w:t xml:space="preserve">3.  </w:t>
+        <w:t xml:space="preserve">4.  </w:t>
       </w:r>
       <w:r>
         <w:rPr>

--- a/GUIDE_DE_TEST.docx
+++ b/GUIDE_DE_TEST.docx
@@ -61,7 +61,7 @@
           <w:sz w:val="22"/>
           <w:szCs w:val="22"/>
         </w:rPr>
-        <w:t xml:space="preserve">Ce guide vous fait rejouer une vraie journée de vente, avec des articles concrets, pour vérifier que chaque poste se comporte normalement — y compris les dernières nouveautés : circuit paiement-à-la-caisse-d'abord (le client paie Franck directement, la comptabilité saisit ensuite tout d'un coup), reçu au format imprimante ticket en deux copies, verrouillage des prix, export Excel. Comptez environ </w:t>
+        <w:t xml:space="preserve">Ce guide vous fait rejouer une vraie journée de vente, avec des articles concrets, pour vérifier que chaque poste se comporte normalement — y compris les dernières nouveautés : circuit paiement-à-la-caisse-d'abord (le client paie Franck directement, la comptabilité saisit ensuite tout d'un coup), reçu façon ticket de caisse classique (police à chasse fixe, code-barres, deux copies) avec TVA à 0%, verrouillage des prix, export Excel. Comptez environ </w:t>
       </w:r>
       <w:r>
         <w:rPr>
@@ -2596,7 +2596,7 @@
           <w:sz w:val="22"/>
           <w:szCs w:val="22"/>
         </w:rPr>
-        <w:t xml:space="preserve">Vérifiez que le total TTC affiché semble cohérent (TVA 19,25% incluse).</w:t>
+        <w:t xml:space="preserve">Vérifiez que le total TTC affiché semble cohérent (TVA à 0% — la marchandise est déjà taxée à l'achat auprès du fournisseur).</w:t>
       </w:r>
     </w:p>
     <w:p>
@@ -2837,7 +2837,7 @@
           <w:sz w:val="22"/>
           <w:szCs w:val="22"/>
         </w:rPr>
-        <w:t xml:space="preserve"> (pas une page A4/A5), et contient le même contenu </w:t>
+        <w:t xml:space="preserve"> (pas une page A4/A5) — police à chasse fixe, séparateurs en tirets, un code-barres en bas — et contient le même contenu </w:t>
       </w:r>
       <w:r>
         <w:rPr>
@@ -3642,7 +3642,7 @@
           <w:sz w:val="22"/>
           <w:szCs w:val="22"/>
         </w:rPr>
-        <w:t xml:space="preserve">le total des ventes doit correspondre à la facture encore valide de l'étape 3 (Marteau ×1 + Peinture ×2 = 12 500 FCFA HT, soit environ 14 906 FCFA TTC) — le ticket annulé à l'étape précédente ne doit </w:t>
+        <w:t xml:space="preserve">le total des ventes doit correspondre à la facture encore valide de l'étape 3 (Marteau ×1 + Peinture ×2 = 12 500 FCFA — HT et TTC sont identiques, TVA à 0%) — le ticket annulé à l'étape précédente ne doit </w:t>
       </w:r>
       <w:r>
         <w:rPr>
